--- a/data/NyayChat/Chat/225.docx
+++ b/data/NyayChat/Chat/225.docx
@@ -150,7 +150,7 @@
       <w:pPr>
         <w:numPr>
           <w:ilvl w:val="0"/>
-          <w:numId w:val="1"/>
+          <w:numId w:val="2"/>
         </w:numPr>
         <w:spacing w:after="0" w:afterAutospacing="0" w:line="259" w:lineRule="auto"/>
         <w:ind w:left="720" w:hanging="360"/>
@@ -175,7 +175,7 @@
       <w:pPr>
         <w:numPr>
           <w:ilvl w:val="0"/>
-          <w:numId w:val="1"/>
+          <w:numId w:val="2"/>
         </w:numPr>
         <w:spacing w:after="160" w:line="259" w:lineRule="auto"/>
         <w:ind w:left="720" w:hanging="360"/>
@@ -667,7 +667,7 @@
       <w:pPr>
         <w:numPr>
           <w:ilvl w:val="0"/>
-          <w:numId w:val="2"/>
+          <w:numId w:val="1"/>
         </w:numPr>
         <w:spacing w:line="276" w:lineRule="auto"/>
         <w:ind w:left="1440" w:hanging="360"/>
@@ -697,7 +697,7 @@
             <w:u w:val="single"/>
             <w:rtl w:val="0"/>
           </w:rPr>
-          <w:t xml:space="preserve">e-Daakhil </w:t>
+          <w:t xml:space="preserve">e-Jagriti </w:t>
         </w:r>
       </w:hyperlink>
       <w:r>
@@ -714,7 +714,7 @@
       <w:pPr>
         <w:numPr>
           <w:ilvl w:val="0"/>
-          <w:numId w:val="2"/>
+          <w:numId w:val="1"/>
         </w:numPr>
         <w:spacing w:line="276" w:lineRule="auto"/>
         <w:ind w:left="1440" w:hanging="360"/>
@@ -739,7 +739,7 @@
       <w:pPr>
         <w:numPr>
           <w:ilvl w:val="0"/>
-          <w:numId w:val="2"/>
+          <w:numId w:val="1"/>
         </w:numPr>
         <w:spacing w:line="276" w:lineRule="auto"/>
         <w:ind w:left="1440" w:hanging="360"/>
@@ -764,7 +764,7 @@
       <w:pPr>
         <w:numPr>
           <w:ilvl w:val="0"/>
-          <w:numId w:val="2"/>
+          <w:numId w:val="1"/>
         </w:numPr>
         <w:spacing w:line="276" w:lineRule="auto"/>
         <w:ind w:left="1440" w:hanging="360"/>
@@ -789,7 +789,7 @@
       <w:pPr>
         <w:numPr>
           <w:ilvl w:val="0"/>
-          <w:numId w:val="2"/>
+          <w:numId w:val="1"/>
         </w:numPr>
         <w:spacing w:line="276" w:lineRule="auto"/>
         <w:ind w:left="1440" w:hanging="360"/>
@@ -814,7 +814,7 @@
       <w:pPr>
         <w:numPr>
           <w:ilvl w:val="0"/>
-          <w:numId w:val="2"/>
+          <w:numId w:val="1"/>
         </w:numPr>
         <w:spacing w:line="276" w:lineRule="auto"/>
         <w:ind w:left="1440" w:hanging="360"/>
@@ -839,7 +839,7 @@
       <w:pPr>
         <w:numPr>
           <w:ilvl w:val="0"/>
-          <w:numId w:val="2"/>
+          <w:numId w:val="1"/>
         </w:numPr>
         <w:spacing w:line="276" w:lineRule="auto"/>
         <w:ind w:left="1440" w:hanging="360"/>
@@ -864,7 +864,7 @@
       <w:pPr>
         <w:numPr>
           <w:ilvl w:val="0"/>
-          <w:numId w:val="2"/>
+          <w:numId w:val="1"/>
         </w:numPr>
         <w:spacing w:line="276" w:lineRule="auto"/>
         <w:ind w:left="1440" w:hanging="360"/>
@@ -889,7 +889,7 @@
       <w:pPr>
         <w:numPr>
           <w:ilvl w:val="0"/>
-          <w:numId w:val="2"/>
+          <w:numId w:val="1"/>
         </w:numPr>
         <w:spacing w:line="276" w:lineRule="auto"/>
         <w:ind w:left="1440" w:hanging="360"/>
@@ -914,7 +914,7 @@
       <w:pPr>
         <w:numPr>
           <w:ilvl w:val="0"/>
-          <w:numId w:val="2"/>
+          <w:numId w:val="1"/>
         </w:numPr>
         <w:spacing w:line="276" w:lineRule="auto"/>
         <w:ind w:left="1440" w:hanging="360"/>
@@ -939,7 +939,7 @@
       <w:pPr>
         <w:numPr>
           <w:ilvl w:val="0"/>
-          <w:numId w:val="2"/>
+          <w:numId w:val="1"/>
         </w:numPr>
         <w:spacing w:line="276" w:lineRule="auto"/>
         <w:ind w:left="1440" w:hanging="360"/>
@@ -964,7 +964,7 @@
       <w:pPr>
         <w:numPr>
           <w:ilvl w:val="0"/>
-          <w:numId w:val="2"/>
+          <w:numId w:val="1"/>
         </w:numPr>
         <w:spacing w:line="276" w:lineRule="auto"/>
         <w:ind w:left="1440" w:hanging="360"/>
@@ -989,7 +989,7 @@
       <w:pPr>
         <w:numPr>
           <w:ilvl w:val="0"/>
-          <w:numId w:val="2"/>
+          <w:numId w:val="1"/>
         </w:numPr>
         <w:spacing w:line="276" w:lineRule="auto"/>
         <w:ind w:left="1440" w:hanging="360"/>
@@ -1035,7 +1035,7 @@
       <w:pPr>
         <w:numPr>
           <w:ilvl w:val="0"/>
-          <w:numId w:val="2"/>
+          <w:numId w:val="1"/>
         </w:numPr>
         <w:spacing w:line="276" w:lineRule="auto"/>
         <w:ind w:left="1440" w:hanging="360"/>
@@ -1060,7 +1060,7 @@
       <w:pPr>
         <w:numPr>
           <w:ilvl w:val="0"/>
-          <w:numId w:val="2"/>
+          <w:numId w:val="1"/>
         </w:numPr>
         <w:spacing w:line="276" w:lineRule="auto"/>
         <w:ind w:left="1440" w:hanging="360"/>
@@ -1085,7 +1085,7 @@
       <w:pPr>
         <w:numPr>
           <w:ilvl w:val="0"/>
-          <w:numId w:val="2"/>
+          <w:numId w:val="1"/>
         </w:numPr>
         <w:spacing w:line="276" w:lineRule="auto"/>
         <w:ind w:left="1440" w:hanging="360"/>
@@ -1110,7 +1110,7 @@
       <w:pPr>
         <w:numPr>
           <w:ilvl w:val="0"/>
-          <w:numId w:val="2"/>
+          <w:numId w:val="1"/>
         </w:numPr>
         <w:spacing w:line="276" w:lineRule="auto"/>
         <w:ind w:left="1440" w:hanging="360"/>
@@ -1258,7 +1258,7 @@
           <w:szCs w:val="24"/>
           <w:rtl w:val="0"/>
         </w:rPr>
-        <w:t xml:space="preserve">. Once downloaded, fill in any other detail you think is necessary and sign the complaint and verification before a notary public. Then scan the document as a pdf and upload it to the e-daakhil upload documents section. You also need to submit an affidavit and a memo of parties. Do you want me to generate that now?</w:t>
+        <w:t xml:space="preserve">. Once downloaded, fill in any other detail you think is necessary and sign the complaint and verification before a notary public. Then scan the document as a pdf and upload it to the e-Jagriti upload documents section. You also need to submit an affidavit and a memo of parties. Do you want me to generate that now?</w:t>
       </w:r>
     </w:p>
     <w:p>
@@ -1365,7 +1365,7 @@
           <w:szCs w:val="24"/>
           <w:rtl w:val="0"/>
         </w:rPr>
-        <w:t xml:space="preserve">. Please print and verify the names and addresses on the memorandum of parties. For the affidavit, please sign it before a notary public and have the affidavit notarized. Both documents should be scanned and uploaded to the e-daakhil portal. Do you have any other questions or is there more information you'd like?</w:t>
+        <w:t xml:space="preserve">. Please print and verify the names and addresses on the memorandum of parties. For the affidavit, please sign it before a notary public and have the affidavit notarized. Both documents should be scanned and uploaded to the e-Jagriti portal. Do you have any other questions or is there more information you'd like?</w:t>
       </w:r>
     </w:p>
     <w:p>
@@ -1558,6 +1558,116 @@
   <w:abstractNum w:abstractNumId="1">
     <w:lvl w:ilvl="0">
       <w:start w:val="1"/>
+      <w:numFmt w:val="decimal"/>
+      <w:lvlText w:val="%1."/>
+      <w:lvlJc w:val="left"/>
+      <w:pPr>
+        <w:ind w:left="1440" w:hanging="360"/>
+      </w:pPr>
+      <w:rPr>
+        <w:u w:val="none"/>
+      </w:rPr>
+    </w:lvl>
+    <w:lvl w:ilvl="1">
+      <w:start w:val="1"/>
+      <w:numFmt w:val="lowerLetter"/>
+      <w:lvlText w:val="%2."/>
+      <w:lvlJc w:val="left"/>
+      <w:pPr>
+        <w:ind w:left="2160" w:hanging="360"/>
+      </w:pPr>
+      <w:rPr>
+        <w:u w:val="none"/>
+      </w:rPr>
+    </w:lvl>
+    <w:lvl w:ilvl="2">
+      <w:start w:val="1"/>
+      <w:numFmt w:val="lowerRoman"/>
+      <w:lvlText w:val="%3."/>
+      <w:lvlJc w:val="right"/>
+      <w:pPr>
+        <w:ind w:left="2880" w:hanging="360"/>
+      </w:pPr>
+      <w:rPr>
+        <w:u w:val="none"/>
+      </w:rPr>
+    </w:lvl>
+    <w:lvl w:ilvl="3">
+      <w:start w:val="1"/>
+      <w:numFmt w:val="decimal"/>
+      <w:lvlText w:val="%4."/>
+      <w:lvlJc w:val="left"/>
+      <w:pPr>
+        <w:ind w:left="3600" w:hanging="360"/>
+      </w:pPr>
+      <w:rPr>
+        <w:u w:val="none"/>
+      </w:rPr>
+    </w:lvl>
+    <w:lvl w:ilvl="4">
+      <w:start w:val="1"/>
+      <w:numFmt w:val="lowerLetter"/>
+      <w:lvlText w:val="%5."/>
+      <w:lvlJc w:val="left"/>
+      <w:pPr>
+        <w:ind w:left="4320" w:hanging="360"/>
+      </w:pPr>
+      <w:rPr>
+        <w:u w:val="none"/>
+      </w:rPr>
+    </w:lvl>
+    <w:lvl w:ilvl="5">
+      <w:start w:val="1"/>
+      <w:numFmt w:val="lowerRoman"/>
+      <w:lvlText w:val="%6."/>
+      <w:lvlJc w:val="right"/>
+      <w:pPr>
+        <w:ind w:left="5040" w:hanging="360"/>
+      </w:pPr>
+      <w:rPr>
+        <w:u w:val="none"/>
+      </w:rPr>
+    </w:lvl>
+    <w:lvl w:ilvl="6">
+      <w:start w:val="1"/>
+      <w:numFmt w:val="decimal"/>
+      <w:lvlText w:val="%7."/>
+      <w:lvlJc w:val="left"/>
+      <w:pPr>
+        <w:ind w:left="5760" w:hanging="360"/>
+      </w:pPr>
+      <w:rPr>
+        <w:u w:val="none"/>
+      </w:rPr>
+    </w:lvl>
+    <w:lvl w:ilvl="7">
+      <w:start w:val="1"/>
+      <w:numFmt w:val="lowerLetter"/>
+      <w:lvlText w:val="%8."/>
+      <w:lvlJc w:val="left"/>
+      <w:pPr>
+        <w:ind w:left="6480" w:hanging="360"/>
+      </w:pPr>
+      <w:rPr>
+        <w:u w:val="none"/>
+      </w:rPr>
+    </w:lvl>
+    <w:lvl w:ilvl="8">
+      <w:start w:val="1"/>
+      <w:numFmt w:val="lowerRoman"/>
+      <w:lvlText w:val="%9."/>
+      <w:lvlJc w:val="right"/>
+      <w:pPr>
+        <w:ind w:left="7200" w:hanging="360"/>
+      </w:pPr>
+      <w:rPr>
+        <w:u w:val="none"/>
+      </w:rPr>
+    </w:lvl>
+  </w:abstractNum>
+  <w:abstractNum w:abstractNumId="2">
+    <w:lvl w:ilvl="0">
+      <w:start w:val="1"/>
       <w:numFmt w:val="bullet"/>
       <w:lvlText w:val="●"/>
       <w:lvlJc w:val="left"/>
@@ -1659,116 +1769,6 @@
       <w:lvlJc w:val="left"/>
       <w:pPr>
         <w:ind w:left="6480" w:hanging="360"/>
-      </w:pPr>
-      <w:rPr>
-        <w:u w:val="none"/>
-      </w:rPr>
-    </w:lvl>
-  </w:abstractNum>
-  <w:abstractNum w:abstractNumId="2">
-    <w:lvl w:ilvl="0">
-      <w:start w:val="1"/>
-      <w:numFmt w:val="decimal"/>
-      <w:lvlText w:val="%1."/>
-      <w:lvlJc w:val="left"/>
-      <w:pPr>
-        <w:ind w:left="1440" w:hanging="360"/>
-      </w:pPr>
-      <w:rPr>
-        <w:u w:val="none"/>
-      </w:rPr>
-    </w:lvl>
-    <w:lvl w:ilvl="1">
-      <w:start w:val="1"/>
-      <w:numFmt w:val="lowerLetter"/>
-      <w:lvlText w:val="%2."/>
-      <w:lvlJc w:val="left"/>
-      <w:pPr>
-        <w:ind w:left="2160" w:hanging="360"/>
-      </w:pPr>
-      <w:rPr>
-        <w:u w:val="none"/>
-      </w:rPr>
-    </w:lvl>
-    <w:lvl w:ilvl="2">
-      <w:start w:val="1"/>
-      <w:numFmt w:val="lowerRoman"/>
-      <w:lvlText w:val="%3."/>
-      <w:lvlJc w:val="right"/>
-      <w:pPr>
-        <w:ind w:left="2880" w:hanging="360"/>
-      </w:pPr>
-      <w:rPr>
-        <w:u w:val="none"/>
-      </w:rPr>
-    </w:lvl>
-    <w:lvl w:ilvl="3">
-      <w:start w:val="1"/>
-      <w:numFmt w:val="decimal"/>
-      <w:lvlText w:val="%4."/>
-      <w:lvlJc w:val="left"/>
-      <w:pPr>
-        <w:ind w:left="3600" w:hanging="360"/>
-      </w:pPr>
-      <w:rPr>
-        <w:u w:val="none"/>
-      </w:rPr>
-    </w:lvl>
-    <w:lvl w:ilvl="4">
-      <w:start w:val="1"/>
-      <w:numFmt w:val="lowerLetter"/>
-      <w:lvlText w:val="%5."/>
-      <w:lvlJc w:val="left"/>
-      <w:pPr>
-        <w:ind w:left="4320" w:hanging="360"/>
-      </w:pPr>
-      <w:rPr>
-        <w:u w:val="none"/>
-      </w:rPr>
-    </w:lvl>
-    <w:lvl w:ilvl="5">
-      <w:start w:val="1"/>
-      <w:numFmt w:val="lowerRoman"/>
-      <w:lvlText w:val="%6."/>
-      <w:lvlJc w:val="right"/>
-      <w:pPr>
-        <w:ind w:left="5040" w:hanging="360"/>
-      </w:pPr>
-      <w:rPr>
-        <w:u w:val="none"/>
-      </w:rPr>
-    </w:lvl>
-    <w:lvl w:ilvl="6">
-      <w:start w:val="1"/>
-      <w:numFmt w:val="decimal"/>
-      <w:lvlText w:val="%7."/>
-      <w:lvlJc w:val="left"/>
-      <w:pPr>
-        <w:ind w:left="5760" w:hanging="360"/>
-      </w:pPr>
-      <w:rPr>
-        <w:u w:val="none"/>
-      </w:rPr>
-    </w:lvl>
-    <w:lvl w:ilvl="7">
-      <w:start w:val="1"/>
-      <w:numFmt w:val="lowerLetter"/>
-      <w:lvlText w:val="%8."/>
-      <w:lvlJc w:val="left"/>
-      <w:pPr>
-        <w:ind w:left="6480" w:hanging="360"/>
-      </w:pPr>
-      <w:rPr>
-        <w:u w:val="none"/>
-      </w:rPr>
-    </w:lvl>
-    <w:lvl w:ilvl="8">
-      <w:start w:val="1"/>
-      <w:numFmt w:val="lowerRoman"/>
-      <w:lvlText w:val="%9."/>
-      <w:lvlJc w:val="right"/>
-      <w:pPr>
-        <w:ind w:left="7200" w:hanging="360"/>
       </w:pPr>
       <w:rPr>
         <w:u w:val="none"/>
@@ -1805,7 +1805,7 @@
     <w:name w:val="normal"/>
   </w:style>
   <w:style w:type="table" w:styleId="TableNormal" w:default="1">
-    <w:name w:val="Table Normal"/>
+    <w:name w:val="TableNormal"/>
   </w:style>
   <w:style w:type="paragraph" w:styleId="Heading1">
     <w:name w:val="heading 1"/>
